--- a/applications/sambasafety-inbound-sdr/SambaSafety-InboundSDR-CoverLetter.docx
+++ b/applications/sambasafety-inbound-sdr/SambaSafety-InboundSDR-CoverLetter.docx
@@ -94,7 +94,7 @@
           <w:b w:val="0"/>
           <w:color w:val="1A1A1A"/>
         </w:rPr>
-        <w:t>Inbound leads go cold fast, and the rep who responds first with a relevant question usually wins the meeting. I spent four years as a BDR qualifying leads and booking sales-ready meetings for regional reps, then moved into SaaS sales at Fivestars, where I made up to 150 calls a day and closed up to 10 deals a month, and Accelo, where I ranked top three on a team of 8 to 15 while quota roughly doubled.</w:t>
+        <w:t>Inbound leads go cold fast, and the rep who responds first with a relevant question usually wins the meeting. I've been that rep for most of my career. I spent four years as a BDR booking sales-ready meetings, then sold SaaS: up to 10 deals a month on up to 150 calls a day at Fivestars, top three on a team of 8 to 15 at Accelo while quota roughly doubled (~$213K a year in services bookings), 120% of sales target at Wix, and ~$130K+ in bookings from 6 deals at Fetch &amp; Funnel.</w:t>
       </w:r>
     </w:p>
     <w:p>

--- a/applications/sambasafety-inbound-sdr/SambaSafety-InboundSDR-CoverLetter.docx
+++ b/applications/sambasafety-inbound-sdr/SambaSafety-InboundSDR-CoverLetter.docx
@@ -107,7 +107,7 @@
           <w:b w:val="0"/>
           <w:color w:val="1A1A1A"/>
         </w:rPr>
-        <w:t>I've also built the other side of the process. At my consulting business, Solenzo, I design automated lead capture, routing, and follow-up systems so no inbound lead waits for a response, and at Level Agency I reported on which campaigns actually produced quality leads. That makes me a useful partner to marketing when it comes to feedback on lead quality. I work in Salesforce daily and have used HubSpot, ZoomInfo, Salesloft, and Apollo.</w:t>
+        <w:t>I've also built the other side of the process. At my consulting business, Solenzo, I design automated lead capture, routing, and follow-up systems so no inbound lead waits for a response, and at Level Agency I reported on which campaigns actually produced quality leads. That makes me a useful partner to marketing when it comes to feedback on lead quality. I've worked in Salesforce at Birdeye, Wix, and Fivestars, and have used HubSpot, ZoomInfo, Salesloft, and Apollo.</w:t>
       </w:r>
     </w:p>
     <w:p>
